--- a/Al Zaid/Experianced.docx
+++ b/Al Zaid/Experianced.docx
@@ -5377,53 +5377,9 @@
                 <w:rFonts w:ascii="Calibri" w:hAnsi="Calibri" w:cs="Calibri"/>
                 <w:b/>
                 <w:bCs/>
-                <w:color w:val="FF0000"/>
-              </w:rPr>
-              <w:t xml:space="preserve">NO     </w:t>
-            </w:r>
-          </w:p>
-        </w:tc>
-        <w:tc>
-          <w:tcPr>
-            <w:tcW w:w="1590" w:type="dxa"/>
-            <w:tcBorders>
-              <w:top w:val="single" w:color="auto" w:sz="4" w:space="0"/>
-              <w:left w:val="single" w:color="auto" w:sz="4" w:space="0"/>
-              <w:bottom w:val="single" w:color="auto" w:sz="4" w:space="0"/>
-            </w:tcBorders>
-          </w:tcPr>
-          <w:p>
-            <w:pPr>
-              <w:spacing w:after="0" w:line="240" w:lineRule="auto"/>
-              <w:jc w:val="right"/>
-              <w:rPr>
-                <w:rFonts w:ascii="Calibri" w:hAnsi="Calibri" w:cs="Calibri"/>
-                <w:b/>
-                <w:bCs/>
-                <w:color w:val="FF0000"/>
-              </w:rPr>
-            </w:pPr>
-            <w:r>
-              <w:rPr>
-                <w:rFonts w:hint="cs" w:ascii="Calibri" w:hAnsi="Calibri" w:cs="Calibri"/>
-                <w:b/>
-                <w:bCs/>
-                <w:color w:val="FF0000"/>
-                <w:rtl/>
-                <w:cs/>
-              </w:rPr>
-              <w:t>ل</w:t>
-            </w:r>
-            <w:r>
-              <w:rPr>
-                <w:rFonts w:hint="cs" w:ascii="Calibri" w:hAnsi="Calibri" w:cs="Calibri"/>
-                <w:b/>
-                <w:bCs/>
-                <w:color w:val="000000"/>
-                <w:rtl/>
-                <w:cs/>
-              </w:rPr>
-              <w:t>ا</w:t>
+                <w:color w:val="000000"/>
+              </w:rPr>
+              <w:t>لا</w:t>
             </w:r>
             <w:r>
               <w:rPr>

--- a/Al Zaid/Experianced.docx
+++ b/Al Zaid/Experianced.docx
@@ -5,10 +5,10 @@
     <w:p>
       <w:pPr>
         <w:spacing w:after="0" w:line="240" w:lineRule="auto"/>
-        <w:ind w:firstLine="1601" w:firstLineChars="500"/>
+        <w:ind w:firstLine="1600" w:firstLineChars="500"/>
         <w:jc w:val="both"/>
         <w:rPr>
-          <w:rFonts w:hint="default" w:ascii="Arial Black" w:hAnsi="Arial Black" w:eastAsia="Times New Roman" w:cs="Arial Black"/>
+          <w:rFonts w:hint="default" w:eastAsia="Times New Roman" w:cs="Arial Black" w:asciiTheme="minorAscii" w:hAnsiTheme="minorAscii"/>
           <w:b/>
           <w:bCs/>
           <w:color w:val="BF9000" w:themeColor="accent4" w:themeShade="BF"/>
@@ -17,6 +17,62 @@
           <w:lang w:val="en-US"/>
         </w:rPr>
       </w:pPr>
+      <w:r>
+        <w:rPr>
+          <w:rFonts w:hint="default" w:asciiTheme="minorAscii" w:hAnsiTheme="minorAscii"/>
+          <w:sz w:val="32"/>
+          <w:szCs w:val="32"/>
+        </w:rPr>
+        <w:drawing>
+          <wp:anchor distT="0" distB="0" distL="114300" distR="114300" simplePos="0" relativeHeight="251662336" behindDoc="0" locked="0" layoutInCell="1" allowOverlap="1">
+            <wp:simplePos x="0" y="0"/>
+            <wp:positionH relativeFrom="column">
+              <wp:posOffset>5964555</wp:posOffset>
+            </wp:positionH>
+            <wp:positionV relativeFrom="paragraph">
+              <wp:posOffset>2540</wp:posOffset>
+            </wp:positionV>
+            <wp:extent cx="1671320" cy="490220"/>
+            <wp:effectExtent l="0" t="0" r="5080" b="5080"/>
+            <wp:wrapNone/>
+            <wp:docPr id="4" name="Picture 1"/>
+            <wp:cNvGraphicFramePr>
+              <a:graphicFrameLocks xmlns:a="http://schemas.openxmlformats.org/drawingml/2006/main" noChangeAspect="1"/>
+            </wp:cNvGraphicFramePr>
+            <a:graphic xmlns:a="http://schemas.openxmlformats.org/drawingml/2006/main">
+              <a:graphicData uri="http://schemas.openxmlformats.org/drawingml/2006/picture">
+                <pic:pic xmlns:pic="http://schemas.openxmlformats.org/drawingml/2006/picture">
+                  <pic:nvPicPr>
+                    <pic:cNvPr id="4" name="Picture 1"/>
+                    <pic:cNvPicPr>
+                      <a:picLocks noChangeAspect="1"/>
+                    </pic:cNvPicPr>
+                  </pic:nvPicPr>
+                  <pic:blipFill>
+                    <a:blip r:embed="rId8"/>
+                    <a:stretch>
+                      <a:fillRect/>
+                    </a:stretch>
+                  </pic:blipFill>
+                  <pic:spPr>
+                    <a:xfrm>
+                      <a:off x="0" y="0"/>
+                      <a:ext cx="1671320" cy="490220"/>
+                    </a:xfrm>
+                    <a:prstGeom prst="rect">
+                      <a:avLst/>
+                    </a:prstGeom>
+                    <a:noFill/>
+                    <a:ln>
+                      <a:noFill/>
+                    </a:ln>
+                  </pic:spPr>
+                </pic:pic>
+              </a:graphicData>
+            </a:graphic>
+          </wp:anchor>
+        </w:drawing>
+      </w:r>
       <w:r>
         <w:rPr>
           <w:rFonts w:ascii="Arial Black" w:hAnsi="Arial Black" w:eastAsia="Times New Roman" w:cs="Arial Black"/>
@@ -52,7 +108,7 @@
                     </pic:cNvPicPr>
                   </pic:nvPicPr>
                   <pic:blipFill>
-                    <a:blip r:embed="rId8" cstate="print"/>
+                    <a:blip r:embed="rId9" cstate="print"/>
                     <a:stretch>
                       <a:fillRect/>
                     </a:stretch>
@@ -85,7 +141,19 @@
       </w:r>
       <w:r>
         <w:rPr>
-          <w:rFonts w:ascii="Arial Black" w:hAnsi="Arial Black" w:eastAsia="Times New Roman" w:cs="Arial Black"/>
+          <w:rFonts w:hint="default" w:ascii="Calibri" w:hAnsi="Calibri" w:eastAsia="Times New Roman" w:cs="Calibri"/>
+          <w:b/>
+          <w:bCs/>
+          <w:color w:val="000000"/>
+          <w:sz w:val="32"/>
+          <w:szCs w:val="32"/>
+          <w:lang w:val="en-US"/>
+        </w:rPr>
+        <w:t xml:space="preserve">                         </w:t>
+      </w:r>
+      <w:r>
+        <w:rPr>
+          <w:rFonts w:hint="default" w:eastAsia="Times New Roman" w:cs="Arial Black" w:asciiTheme="minorAscii" w:hAnsiTheme="minorAscii"/>
           <w:b/>
           <w:bCs/>
           <w:color w:val="BF9000" w:themeColor="accent4" w:themeShade="BF"/>
@@ -94,65 +162,14 @@
         </w:rPr>
         <w:t xml:space="preserve">DIAMOND FOREIGN EMPLOYMENT AGENT </w:t>
       </w:r>
-      <w:r>
-        <w:drawing>
-          <wp:anchor distT="0" distB="0" distL="114300" distR="114300" simplePos="0" relativeHeight="251662336" behindDoc="0" locked="0" layoutInCell="1" allowOverlap="1">
-            <wp:simplePos x="0" y="0"/>
-            <wp:positionH relativeFrom="column">
-              <wp:posOffset>5964555</wp:posOffset>
-            </wp:positionH>
-            <wp:positionV relativeFrom="paragraph">
-              <wp:posOffset>54610</wp:posOffset>
-            </wp:positionV>
-            <wp:extent cx="1494155" cy="438150"/>
-            <wp:effectExtent l="0" t="0" r="10795" b="0"/>
-            <wp:wrapNone/>
-            <wp:docPr id="4" name="Picture 1"/>
-            <wp:cNvGraphicFramePr>
-              <a:graphicFrameLocks xmlns:a="http://schemas.openxmlformats.org/drawingml/2006/main" noChangeAspect="1"/>
-            </wp:cNvGraphicFramePr>
-            <a:graphic xmlns:a="http://schemas.openxmlformats.org/drawingml/2006/main">
-              <a:graphicData uri="http://schemas.openxmlformats.org/drawingml/2006/picture">
-                <pic:pic xmlns:pic="http://schemas.openxmlformats.org/drawingml/2006/picture">
-                  <pic:nvPicPr>
-                    <pic:cNvPr id="4" name="Picture 1"/>
-                    <pic:cNvPicPr>
-                      <a:picLocks noChangeAspect="1"/>
-                    </pic:cNvPicPr>
-                  </pic:nvPicPr>
-                  <pic:blipFill>
-                    <a:blip r:embed="rId9"/>
-                    <a:stretch>
-                      <a:fillRect/>
-                    </a:stretch>
-                  </pic:blipFill>
-                  <pic:spPr>
-                    <a:xfrm>
-                      <a:off x="0" y="0"/>
-                      <a:ext cx="1494155" cy="438150"/>
-                    </a:xfrm>
-                    <a:prstGeom prst="rect">
-                      <a:avLst/>
-                    </a:prstGeom>
-                    <a:noFill/>
-                    <a:ln>
-                      <a:noFill/>
-                    </a:ln>
-                  </pic:spPr>
-                </pic:pic>
-              </a:graphicData>
-            </a:graphic>
-          </wp:anchor>
-        </w:drawing>
-      </w:r>
     </w:p>
     <w:p>
       <w:pPr>
         <w:spacing w:after="0" w:line="240" w:lineRule="auto"/>
-        <w:ind w:firstLine="2941" w:firstLineChars="1050"/>
+        <w:ind w:firstLine="4482" w:firstLineChars="1400"/>
         <w:jc w:val="both"/>
         <w:rPr>
-          <w:rFonts w:ascii="Arial Black" w:hAnsi="Arial Black" w:eastAsia="Times New Roman" w:cs="Arial Black"/>
+          <w:rFonts w:hint="default" w:eastAsia="Times New Roman" w:cs="Arial Black" w:asciiTheme="minorAscii" w:hAnsiTheme="minorAscii"/>
           <w:b/>
           <w:bCs/>
           <w:color w:val="BF9000" w:themeColor="accent4" w:themeShade="BF"/>
@@ -162,15 +179,17 @@
       </w:pPr>
       <w:r>
         <w:rPr>
-          <w:rFonts w:ascii="Arial Black" w:hAnsi="Arial Black" w:eastAsia="Times New Roman" w:cs="Arial Black"/>
+          <w:rFonts w:hint="default" w:eastAsia="Times New Roman" w:cs="Arial Black" w:asciiTheme="minorAscii" w:hAnsiTheme="minorAscii"/>
           <w:b/>
           <w:bCs/>
           <w:color w:val="BF9000" w:themeColor="accent4" w:themeShade="BF"/>
-          <w:sz w:val="28"/>
-          <w:szCs w:val="28"/>
+          <w:sz w:val="32"/>
+          <w:szCs w:val="32"/>
         </w:rPr>
         <w:t>PLC ETHIOPIAN HOUSE MAID</w:t>
       </w:r>
+      <w:bookmarkStart w:id="0" w:name="_GoBack"/>
+      <w:bookmarkEnd w:id="0"/>
     </w:p>
     <w:tbl>
       <w:tblPr>
@@ -2751,12 +2770,6 @@
             <w:insideH w:val="single" w:color="auto" w:sz="4" w:space="0"/>
             <w:insideV w:val="single" w:color="auto" w:sz="4" w:space="0"/>
           </w:tblBorders>
-          <w:tblCellMar>
-            <w:top w:w="0" w:type="dxa"/>
-            <w:left w:w="108" w:type="dxa"/>
-            <w:bottom w:w="0" w:type="dxa"/>
-            <w:right w:w="108" w:type="dxa"/>
-          </w:tblCellMar>
         </w:tblPrEx>
         <w:trPr>
           <w:trHeight w:val="5915" w:hRule="atLeast"/>
@@ -2829,12 +2842,6 @@
             <w:insideH w:val="single" w:color="auto" w:sz="4" w:space="0"/>
             <w:insideV w:val="single" w:color="auto" w:sz="4" w:space="0"/>
           </w:tblBorders>
-          <w:tblCellMar>
-            <w:top w:w="0" w:type="dxa"/>
-            <w:left w:w="108" w:type="dxa"/>
-            <w:bottom w:w="0" w:type="dxa"/>
-            <w:right w:w="108" w:type="dxa"/>
-          </w:tblCellMar>
         </w:tblPrEx>
         <w:trPr>
           <w:trHeight w:val="1984" w:hRule="atLeast"/>
@@ -5322,6 +5329,7 @@
           </w:tblCellMar>
         </w:tblPrEx>
         <w:trPr>
+          <w:gridAfter w:val="1"/>
           <w:trHeight w:val="297" w:hRule="atLeast"/>
         </w:trPr>
         <w:tc>
@@ -5378,6 +5386,7 @@
                 <w:b/>
                 <w:bCs/>
                 <w:color w:val="000000"/>
+                <w:rtl/>
               </w:rPr>
               <w:t>لا</w:t>
             </w:r>
@@ -5596,7 +5605,6 @@
           <w:szCs w:val="24"/>
         </w:rPr>
       </w:pPr>
-      <w:bookmarkStart w:id="0" w:name="_GoBack"/>
       <w:r>
         <w:drawing>
           <wp:anchor distT="0" distB="0" distL="114300" distR="114300" simplePos="0" relativeHeight="251663360" behindDoc="1" locked="0" layoutInCell="1" allowOverlap="1">
@@ -5656,7 +5664,6 @@
           </wp:anchor>
         </w:drawing>
       </w:r>
-      <w:bookmarkEnd w:id="0"/>
     </w:p>
     <w:p>
       <w:pPr>
